--- a/Write up/Thesis_Chapters_v1/Chapter_2_Basics.docx
+++ b/Write up/Thesis_Chapters_v1/Chapter_2_Basics.docx
@@ -173,7 +173,7 @@
           <w:b w:val="0"/>
           <w:i w:val="0"/>
         </w:rPr>
-        <w:t>AMIRIS (Agent-based Market model for the Investigation of Renewable and Integrated energy Systems) is an open-source simulation model developed at the German Aerospace Center (Deutsches Zentrum fur Luft- und Raumfahrt, DLR) for representing the German day-ahead electricity market at hourly resolution over a full simulated year (Schimeczek et al., 2023; DLR, no date). Its architecture separates market participants into distinct agent types by function rather than modelling the market as a single aggregate supply-and-demand curve. Conventional generation (nuclear, lignite, hard coal, natural gas, and oil) is represented through a PredefinedPlantBuilder agent per fuel type, which takes a fleet-level installed capacity, an efficiency range, and a representative individual plant size, and constructs a portfolio of individual simulated plant blocks from those three numbers, each block assigned a slightly different efficiency drawn across the given range so that the fleet does not bid as a single undifferentiated unit. A ConventionalTrader agent then bids that fuel type's plants into the market at a marginal cost calculated from fuel price, plant efficiency, carbon price, and a specific emissions factor, plus a markup drawn from a configured range that differs by fuel type and can be negative for technologies such as nuclear, reflecting the real-world fact that shutting down and restarting an inflexible plant is often more expensive than continuing to run it at a loss for a few hours.</w:t>
+        <w:t>AMIRIS (Agent-based Market model for the Investigation of Renewable and Integrated energy Systems) is an open-source simulation model developed at the German Aerospace Center (Deutsches Zentrum fur Luft- und Raumfahrt, DLR) for representing the German day-ahead electricity market at hourly resolution over a full simulated year (Schimeczek et al., 2023a; DLR, no date). Its architecture separates market participants into distinct agent types by function rather than modelling the market as a single aggregate supply-and-demand curve. Conventional generation (nuclear, lignite, hard coal, natural gas, and oil) is represented through a PredefinedPlantBuilder agent per fuel type, which takes a fleet-level installed capacity, an efficiency range, and a representative individual plant size, and constructs a portfolio of individual simulated plant blocks from those three numbers, each block assigned a slightly different efficiency drawn across the given range so that the fleet does not bid as a single undifferentiated unit. A ConventionalTrader agent then bids that fuel type's plants into the market at a marginal cost calculated from fuel price, plant efficiency, carbon price, and a specific emissions factor, plus a markup drawn from a configured range that differs by fuel type and can be negative for technologies such as nuclear, reflecting the real-world fact that shutting down and restarting an inflexible plant is often more expensive than continuing to run it at a loss for a few hours.</w:t>
       </w:r>
     </w:p>
     <w:p>
@@ -236,7 +236,7 @@
           <w:i/>
           <w:sz w:val="20"/>
         </w:rPr>
-        <w:t>Figure 2.2: AMIRIS agent architecture: how the agent types described above interact with the day-ahead market and, for multi-zone scenarios, the market-coupling and forecasting components (own illustration, based on the model description in Schimeczek et al., 2023 and this project's own scenario configuration files).</w:t>
+        <w:t>Figure 2.2: AMIRIS agent architecture: how the agent types described above interact with the day-ahead market and, for multi-zone scenarios, the market-coupling and forecasting components (own illustration, based on the model description in Schimeczek et al., 2023a and this project's own scenario configuration files).</w:t>
       </w:r>
     </w:p>
     <w:p/>
@@ -622,7 +622,7 @@
         <w:jc w:val="both"/>
       </w:pPr>
       <w:r>
-        <w:t>All 8 citations carried over from the earlier, unverified draft (Thesis_Chapter_1_2.docx, 6 Aug 2026) were independently re-checked via live web search during this drafting session rather than assumed correct. Six were confirmed as originally cited (Schimeczek et al. 2023; Weidlich and Veit 2008; Glynos and Scharf 2024; Karkossa et al. 2026; the EPEX SPOT 2018 press release; the Bundesnetzagentur 2018 study, corroborated via independent secondary sources though its own PDF metadata could not be directly extracted). Two corrections were made: (1) Nitsch and Schimeczek's AMIRIS Austria backtest was presented at the 17th EnInnov Symposium in February 2022, not 2021 as the prior draft stated -- the citation year has been corrected to 2022. (2) Schivley et al.'s capacity-expansion model intercomparison, cited from arXiv in the prior draft, has since been peer-reviewed and published in Environmental Research: Energy (IOP, DOI 10.1088/2753-3751/ade548) -- the citation now points to the published version, with the arXiv preprint noted. Nine new sources were added to support Sections 2.1 (MASCEM, POMATO), 2.4 (EUPHEMIA/NEMO Committee, ENTSO-E SDAC, Nordic RCC on flow-based capacity), and 2.6 (ENTSO-E ERAA 2023 methodology). No Wikipedia sources were used. One negative finding is reported explicitly in Section 2.7: no published literature directly comparing a commercial electricity price forecaster against an agent-based simulation model could be located; this is disclosed as a genuine literature gap rather than papered over with a loosely related citation.</w:t>
+        <w:t>All 8 citations carried over from the earlier, unverified draft (Thesis_Chapter_1_2.docx, 6 Aug 2026) were independently re-checked via live web search during this drafting session rather than assumed correct. Six were confirmed as originally cited (Schimeczek et al. 2023a; Weidlich and Veit 2008; Glynos and Scharf 2024; Karkossa et al. 2026; the EPEX SPOT 2018 press release; the Bundesnetzagentur 2018 study, corroborated via independent secondary sources though its own PDF metadata could not be directly extracted). Two corrections were made: (1) Nitsch and Schimeczek's AMIRIS Austria backtest was presented at the 17th EnInnov Symposium in February 2022, not 2021 as the prior draft stated -- the citation year has been corrected to 2022. (2) Schivley et al.'s capacity-expansion model intercomparison, cited from arXiv in the prior draft, has since been peer-reviewed and published in Environmental Research: Energy (IOP, DOI 10.1088/2753-3751/ade548) -- the citation now points to the published version, with the arXiv preprint noted. Nine new sources were added to support Sections 2.1 (MASCEM, POMATO), 2.4 (EUPHEMIA/NEMO Committee, ENTSO-E SDAC, Nordic RCC on flow-based capacity), and 2.6 (ENTSO-E ERAA 2023 methodology). No Wikipedia sources were used. One negative finding is reported explicitly in Section 2.7: no published literature directly comparing a commercial electricity price forecaster against an agent-based simulation model could be located; this is disclosed as a genuine literature gap rather than papered over with a loosely related citation.</w:t>
       </w:r>
     </w:p>
     <w:sectPr>

--- a/Write up/Thesis_Chapters_v1/Chapter_2_Basics.docx
+++ b/Write up/Thesis_Chapters_v1/Chapter_2_Basics.docx
@@ -38,6 +38,14 @@
           <w:i w:val="0"/>
         </w:rPr>
         <w:t>Electricity markets can be modelled in several fundamentally different ways. A reduced-form or statistical model treats the market price as a function to be fitted directly to historical drivers such as load, weather, and fuel costs, without representing the market's internal clearing mechanism at all. An optimisation-based model, common in system-planning contexts, finds the generation dispatch that minimises total system cost subject to technical constraints, implicitly assuming that the market outcome equals the cost-minimal one. An agent-based model takes a third approach: rather than solving for an aggregate optimum or fitting a statistical relationship, it represents each category of market participant as a separate, explicitly programmed decision-making entity, each following its own bidding rule, and derives the market price as the emergent outcome of those individual agents' bids being cleared against one another.</w:t>
+      </w:r>
+    </w:p>
+    <w:p>
+      <w:pPr>
+        <w:jc w:val="both"/>
+      </w:pPr>
+      <w:r>
+        <w:t>The first of these approaches, reduced-form or statistical forecasting, has itself become a substantial research field in its own right. Lago et al. (2021), in a widely used benchmarking review, compare a broad range of statistical and machine-learning day-ahead price forecasting methods against a shared open dataset and find that model choice interacts strongly with the specific market and forecast horizon being tested, with no single method dominating across all cases. More recent work has explored combining a fundamental, structurally specified model with a statistical one rather than treating the two approaches as mutually exclusive: Watermeyer et al. (2023) report that a hybrid model blending a fundamental representation of the German market with a stochastic residual component outperforms either component used alone on day-ahead forecast accuracy. AMIRIS and a commercial forecaster such as Energy Brainpool occupy different points along this same spectrum: AMIRIS is a fully fundamental, agent-based model of the kind described below, while a commercial day-ahead forecast product typically combines statistical and fundamental elements to a degree that is not usually disclosed publicly, a distinction returned to directly in Section 2.7.</w:t>
       </w:r>
     </w:p>
     <w:p>
@@ -137,6 +145,14 @@
     </w:p>
     <w:p>
       <w:pPr>
+        <w:jc w:val="both"/>
+      </w:pPr>
+      <w:r>
+        <w:t>Uniform pricing resolves the normal case, where enough generation offers are available to meet demand at some finite price. European day-ahead markets also define what happens in the much rarer case where they cannot: a harmonised maximum clearing price, administratively set by the Agency for the Cooperation of Energy Regulators (ACER) rather than derived from any generator's own bid, caps the price in any hour where accepted supply still falls short of demand at every price up to that ceiling (ACER, 2023). This ceiling is intended as a practical proxy for the value of lost load (VoLL), the economic cost a consumer would incur from an unserved unit of demand, a quantity that is itself difficult to estimate directly and the subject of a substantial dedicated literature. Praktiknjo (2016) estimates VoLL for the German market sector by sector, finding it varies by roughly two orders of magnitude between the least and most outage-sensitive industries, while Gorman (2022) critically reviews the wider methodological difficulty of deriving a single such figure from the heterogeneous, context-dependent costs outages actually impose. AMIRIS's own example scenarios represent this mechanism with a single configurable Value of Lost Load parameter applied uniformly whenever demand cannot be met, a simplification directly relevant to interpreting the shortage-hour results described in later chapters.</w:t>
+      </w:r>
+    </w:p>
+    <w:p>
+      <w:pPr>
         <w:jc w:val="center"/>
       </w:pPr>
       <w:r>
@@ -173,7 +189,7 @@
           <w:b w:val="0"/>
           <w:i w:val="0"/>
         </w:rPr>
-        <w:t>AMIRIS (Agent-based Market model for the Investigation of Renewable and Integrated energy Systems) is an open-source simulation model developed at the German Aerospace Center (Deutsches Zentrum fur Luft- und Raumfahrt, DLR) for representing the German day-ahead electricity market at hourly resolution over a full simulated year (Schimeczek et al., 2023a; DLR, no date). Its architecture separates market participants into distinct agent types by function rather than modelling the market as a single aggregate supply-and-demand curve. Conventional generation (nuclear, lignite, hard coal, natural gas, and oil) is represented through a PredefinedPlantBuilder agent per fuel type, which takes a fleet-level installed capacity, an efficiency range, and a representative individual plant size, and constructs a portfolio of individual simulated plant blocks from those three numbers, each block assigned a slightly different efficiency drawn across the given range so that the fleet does not bid as a single undifferentiated unit. A ConventionalTrader agent then bids that fuel type's plants into the market at a marginal cost calculated from fuel price, plant efficiency, carbon price, and a specific emissions factor, plus a markup drawn from a configured range that differs by fuel type and can be negative for technologies such as nuclear, reflecting the real-world fact that shutting down and restarting an inflexible plant is often more expensive than continuing to run it at a loss for a few hours.</w:t>
+        <w:t>AMIRIS (Agent-based Market model for the Investigation of Renewable and Integrated energy Systems) is an open-source simulation model developed at the German Aerospace Center (Deutsches Zentrum fur Luft- und Raumfahrt, DLR) for representing the German day-ahead electricity market at hourly resolution over a full simulated year (Schimeczek et al., 2023a; DLR, no date). AMIRIS is itself built on FAME (Framework for Agent-based Models of Energy systems), DLR's own open-source platform for constructing and executing this kind of distributed multi-agent simulation (Schimeczek et al., 2023b); the market-specific agent types described below are an AMIRIS-level implementation on top of FAME's more general agent-communication and scheduling infrastructure, not a single monolithic, purpose-built program. Its architecture separates market participants into distinct agent types by function rather than modelling the market as a single aggregate supply-and-demand curve. Conventional generation (nuclear, lignite, hard coal, natural gas, and oil) is represented through a PredefinedPlantBuilder agent per fuel type, which takes a fleet-level installed capacity, an efficiency range, and a representative individual plant size, and constructs a portfolio of individual simulated plant blocks from those three numbers, each block assigned a slightly different efficiency drawn across the given range so that the fleet does not bid as a single undifferentiated unit. A ConventionalTrader agent then bids that fuel type's plants into the market at a marginal cost calculated from fuel price, plant efficiency, carbon price, and a specific emissions factor, plus a markup drawn from a configured range that differs by fuel type and can be negative for technologies such as nuclear, reflecting the real-world fact that shutting down and restarting an inflexible plant is often more expensive than continuing to run it at a loss for a few hours.</w:t>
       </w:r>
     </w:p>
     <w:p>
@@ -225,6 +241,14 @@
             </a:graphic>
           </wp:inline>
         </w:drawing>
+      </w:r>
+    </w:p>
+    <w:p>
+      <w:pPr>
+        <w:jc w:val="both"/>
+      </w:pPr>
+      <w:r>
+        <w:t>How profitable such flexibility options actually are once deployed at scale, rather than merely how they are implemented in software, is itself an active research question within this same agent-based modelling tradition. Nitsch (2025), in a doctoral study using this same approach, finds that the economic viability of flexibility options such as storage depends materially on how much capacity is deployed collectively across the system, since each additional unit of flexibility erodes part of the price spread earlier units relied on to be profitable, a cannibalisation effect only visible once flexibility is modelled at a system level rather than for a single unit in isolation; a related study combines this agent-based approach directly with price forecasting to assess flexibility option potential (Nitsch and Schimeczek, 2025). This system-level interaction is one further reason storage dispatch in this thesis's own scenarios is left at AMIRIS's example configuration rather than re-optimised, since doing so convincingly would require reproducing this kind of dedicated system-level study rather than adjusting a single agent's parameters in isolation.</w:t>
       </w:r>
     </w:p>
     <w:p>
@@ -469,6 +493,14 @@
     </w:p>
     <w:p>
       <w:pPr>
+        <w:jc w:val="both"/>
+      </w:pPr>
+      <w:r>
+        <w:t>The scale and trajectory of this phenomenon has itself been studied directly. de Lagarde and Lantz (2018), examining the German market's merit-order effect empirically, find that rising renewable output systematically depresses the day-ahead price and, specifically, extends the frequency and duration of low- and negative-price episodes, an effect that is strongest precisely in the hours renewable output is highest. More recent modelling work projects this trend forward rather than only documenting it historically: Biber et al. (2022) forecast the German market to 2030 and find that, absent additional flexible demand or dispatchable capacity to absorb it, the frequency of low and negative price events continues to increase as renewable capacity grows, a projection methodologically adjacent to this thesis's own forward-looking 2027-2029 comparison, though built on a different modelling approach.</w:t>
+      </w:r>
+    </w:p>
+    <w:p>
+      <w:pPr>
         <w:pStyle w:val="Heading3"/>
       </w:pPr>
       <w:r>
@@ -537,6 +569,14 @@
           <w:i w:val="0"/>
         </w:rPr>
         <w:t>The generation-side data underlying ERAA is collected from national transmission system operators through the Pan-European Market Modelling Database (PEMMDB), a unit-by-unit database of European power plants that records each plant's technical and economic parameters together with its expected commissioning or decommissioning date and, for renewable technologies, its forecast capacity growth trajectory (ENTSO-E, 2023). ERAA's climate-dependent inputs, including hourly wind and solar capacity factors and hydro inflows, are drawn from a companion Pan-European Climate Database covering multiple historical weather years, so that a given capacity scenario can be tested against more than one possible weather outcome rather than a single assumed year (ENTSO-E, 2023). This thesis's own ERAA-sourced 2028/2029 renewable growth trajectories and bilateral transmission capacity figures, described in the methodology chapter, are drawn directly from this PEMMDB dataset rather than from an internally assumed growth rate, for the same reason the multi-model intercomparison literature discussed in Section 2.7 gives for harmonising inputs generally: a projection is only informative about a model's own behaviour, rather than about the uncertainty of the underlying assumption feeding it, if that assumption is itself sourced from a reference independent of the model being tested.</w:t>
+      </w:r>
+    </w:p>
+    <w:p>
+      <w:pPr>
+        <w:jc w:val="both"/>
+      </w:pPr>
+      <w:r>
+        <w:t>The choice of which historical weather year's data to use for these climate-dependent inputs is not a neutral detail. Gotske et al. (2024), designing a sector-coupled European energy system tested against sixty years of historical weather data, find that optimal system cost varies by roughly ten per cent depending on which weather year is used to size the system, and that a system sized for an unusually extreme weather year is more robust across the full range of years than one sized for an average year. Pecora et al. (2025) report a related but distinct finding for capacity-expansion planning specifically: while aggregate system-wide capacity and energy projections are relatively insensitive to the choice of weather year, the regional distribution of that capacity, and the resulting cumulative cost and emissions, vary substantially depending on which year is used. Both findings motivate directly the weather-year sensitivity testing this thesis's own later chapters report for AMIRIS's demand and renewable-output assumptions, rather than treating a single assumed weather year as self-evidently adequate.</w:t>
       </w:r>
     </w:p>
     <w:p>
@@ -622,7 +662,7 @@
         <w:jc w:val="both"/>
       </w:pPr>
       <w:r>
-        <w:t>All 8 citations carried over from the earlier, unverified draft (Thesis_Chapter_1_2.docx, 6 Aug 2026) were independently re-checked via live web search during this drafting session rather than assumed correct. Six were confirmed as originally cited (Schimeczek et al. 2023a; Weidlich and Veit 2008; Glynos and Scharf 2024; Karkossa et al. 2026; the EPEX SPOT 2018 press release; the Bundesnetzagentur 2018 study, corroborated via independent secondary sources though its own PDF metadata could not be directly extracted). Two corrections were made: (1) Nitsch and Schimeczek's AMIRIS Austria backtest was presented at the 17th EnInnov Symposium in February 2022, not 2021 as the prior draft stated -- the citation year has been corrected to 2022. (2) Schivley et al.'s capacity-expansion model intercomparison, cited from arXiv in the prior draft, has since been peer-reviewed and published in Environmental Research: Energy (IOP, DOI 10.1088/2753-3751/ade548) -- the citation now points to the published version, with the arXiv preprint noted. Nine new sources were added to support Sections 2.1 (MASCEM, POMATO), 2.4 (EUPHEMIA/NEMO Committee, ENTSO-E SDAC, Nordic RCC on flow-based capacity), and 2.6 (ENTSO-E ERAA 2023 methodology). No Wikipedia sources were used. One negative finding is reported explicitly in Section 2.7: no published literature directly comparing a commercial electricity price forecaster against an agent-based simulation model could be located; this is disclosed as a genuine literature gap rather than papered over with a loosely related citation.</w:t>
+        <w:t>All 8 citations carried over from the earlier, unverified draft (Thesis_Chapter_1_2.docx, 6 Aug 2026) were independently re-checked via live web search during this drafting session rather than assumed correct. Six were confirmed as originally cited (Schimeczek et al. 2023a; Weidlich and Veit 2008; Glynos and Scharf 2024; Karkossa et al. 2026; the EPEX SPOT 2018 press release; the Bundesnetzagentur 2018 study, corroborated via independent secondary sources though its own PDF metadata could not be directly extracted). Two corrections were made: (1) Nitsch and Schimeczek's AMIRIS Austria backtest was presented at the 17th EnInnov Symposium in February 2022, not 2021 as the prior draft stated -- the citation year has been corrected to 2022. (2) Schivley et al.'s capacity-expansion model intercomparison, cited from arXiv in the prior draft, has since been peer-reviewed and published in Environmental Research: Energy (IOP, DOI 10.1088/2753-3751/ade548) -- the citation now points to the published version, with the arXiv preprint noted. Nine new sources were added to support Sections 2.1 (MASCEM, POMATO), 2.4 (EUPHEMIA/NEMO Committee, ENTSO-E SDAC, Nordic RCC on flow-based capacity), and 2.6 (ENTSO-E ERAA 2023 methodology). No Wikipedia sources were used. One negative finding is reported explicitly in Section 2.7: no published literature directly comparing a commercial electricity price forecaster against an agent-based simulation model could be located; this is disclosed as a genuine literature gap rather than papered over with a loosely related citation. A further 12 sources were added on 7 October 2026, researched and independently verified live against primary/publisher sources (not drawn from memory) to fill specific literature gaps identified at the student's request: electricity price forecasting methodology (Lago et al., 2021; Watermeyer et al., 2023) in Section 2.1; scarcity pricing and the value of lost load (ACER, 2023; Praktiknjo, 2016; Gorman, 2022) in Section 2.2; the FAME framework underlying AMIRIS and flexibility-option economics researched by the AMIRIS development team (Schimeczek et al., 2023b; Nitsch, 2025; Nitsch and Schimeczek, 2025) in Section 2.3.1; the merit-order effect and projected negative-price trends (de Lagarde and Lantz, 2018; Biber et al., 2022) in Section 2.5.2; and weather-year sensitivity in power system modelling (Gotske et al., 2024; Pecora et al., 2025) in Section 2.6. Adding a second Schimeczek et al. (2023) source required disambiguating it from the existing AMIRIS paper; the original is now cited as (2023a) throughout this chapter and the new FAME-Core source as (2023b), matching the corresponding update in References.docx.</w:t>
       </w:r>
     </w:p>
     <w:sectPr>
